--- a/Prototipado Caldera_Nicolas.docx
+++ b/Prototipado Caldera_Nicolas.docx
@@ -4,13 +4,6 @@
   <w:body>
     <w:sdt>
       <w:sdtPr>
-        <w:id w:val="434338032"/>
-        <w:docPartObj>
-          <w:docPartGallery w:val="Cover Pages"/>
-          <w:docPartUnique/>
-        </w:docPartObj>
-      </w:sdtPr>
-      <w:sdtEndPr>
         <w:rPr>
           <w:rFonts w:eastAsiaTheme="minorHAnsi"/>
           <w:kern w:val="2"/>
@@ -19,7 +12,12 @@
           <w:lang w:eastAsia="en-US"/>
           <w14:ligatures w14:val="standardContextual"/>
         </w:rPr>
-      </w:sdtEndPr>
+        <w:id w:val="434338032"/>
+        <w:docPartObj>
+          <w:docPartGallery w:val="Cover Pages"/>
+          <w:docPartUnique/>
+        </w:docPartObj>
+      </w:sdtPr>
       <w:sdtContent>
         <w:p>
           <w:pPr>
@@ -5330,15 +5328,7 @@
         <w:t>Usuario</w:t>
       </w:r>
       <w:r>
-        <w:t xml:space="preserve">: Este solo </w:t>
-      </w:r>
-      <w:proofErr w:type="spellStart"/>
-      <w:r>
-        <w:t>podra</w:t>
-      </w:r>
-      <w:proofErr w:type="spellEnd"/>
-      <w:r>
-        <w:t xml:space="preserve"> ver la temperatura de </w:t>
+        <w:t xml:space="preserve">: Este solo podra ver la temperatura de </w:t>
       </w:r>
       <w:r>
         <w:t>las</w:t>
@@ -5350,44 +5340,7 @@
         <w:t>s</w:t>
       </w:r>
       <w:r>
-        <w:t xml:space="preserve"> y no </w:t>
-      </w:r>
-      <w:proofErr w:type="spellStart"/>
-      <w:r>
-        <w:t>podra</w:t>
-      </w:r>
-      <w:proofErr w:type="spellEnd"/>
-      <w:r>
-        <w:t xml:space="preserve"> modificar la temperatura de esta.</w:t>
-      </w:r>
-    </w:p>
-    <w:p>
-      <w:pPr>
-        <w:pStyle w:val="Prrafodelista"/>
-        <w:numPr>
-          <w:ilvl w:val="0"/>
-          <w:numId w:val="1"/>
-        </w:numPr>
-      </w:pPr>
-      <w:proofErr w:type="spellStart"/>
-      <w:r>
-        <w:rPr>
-          <w:b/>
-          <w:bCs/>
-        </w:rPr>
-        <w:t>Admin</w:t>
-      </w:r>
-      <w:proofErr w:type="spellEnd"/>
-      <w:r>
-        <w:t xml:space="preserve">: Este será capaz de ver </w:t>
-      </w:r>
-      <w:proofErr w:type="spellStart"/>
-      <w:r>
-        <w:t>todoas</w:t>
-      </w:r>
-      <w:proofErr w:type="spellEnd"/>
-      <w:r>
-        <w:t xml:space="preserve"> las temperaturas del centro y modificar la temperatura de confort </w:t>
+        <w:t xml:space="preserve"> y no podra modificar la temperatura de esta.</w:t>
       </w:r>
     </w:p>
     <w:p>
@@ -5403,17 +5356,27 @@
           <w:b/>
           <w:bCs/>
         </w:rPr>
-        <w:t xml:space="preserve">Super </w:t>
+        <w:t>Admin</w:t>
       </w:r>
-      <w:proofErr w:type="spellStart"/>
+      <w:r>
+        <w:t xml:space="preserve">: Este será capaz de ver todoas las temperaturas del centro y modificar la temperatura de confort </w:t>
+      </w:r>
+    </w:p>
+    <w:p>
+      <w:pPr>
+        <w:pStyle w:val="Prrafodelista"/>
+        <w:numPr>
+          <w:ilvl w:val="0"/>
+          <w:numId w:val="1"/>
+        </w:numPr>
+      </w:pPr>
       <w:r>
         <w:rPr>
           <w:b/>
           <w:bCs/>
         </w:rPr>
-        <w:t>Admin</w:t>
+        <w:t>Super Admin</w:t>
       </w:r>
-      <w:proofErr w:type="spellEnd"/>
       <w:r>
         <w:t>: Este usuario tendrá acceso a todo tanto a las temperaturas ya sea para verlas o modificarlas como al panel de gestión de usuarios</w:t>
       </w:r>
@@ -5492,6 +5455,9 @@
     </w:p>
     <w:p>
       <w:r>
+        <w:rPr>
+          <w:noProof/>
+        </w:rPr>
         <w:drawing>
           <wp:inline distT="0" distB="0" distL="0" distR="0" wp14:anchorId="4729BA77" wp14:editId="0DD62F83">
             <wp:extent cx="5400040" cy="3677920"/>
@@ -5530,21 +5496,14 @@
       </w:r>
     </w:p>
     <w:p>
-      <w:proofErr w:type="spellStart"/>
       <w:r>
-        <w:t>Pagina</w:t>
+        <w:t xml:space="preserve">Pagina de inicio con </w:t>
       </w:r>
-      <w:proofErr w:type="spellEnd"/>
       <w:r>
-        <w:t xml:space="preserve"> de inicio con </w:t>
+        <w:t>hamburguesa</w:t>
       </w:r>
-      <w:proofErr w:type="spellStart"/>
       <w:r>
-        <w:t>hamburgesa</w:t>
-      </w:r>
-      <w:proofErr w:type="spellEnd"/>
-      <w:r>
-        <w:t xml:space="preserve"> (arriba izquierda)</w:t>
+        <w:t>(arriba izquierda)</w:t>
       </w:r>
     </w:p>
     <w:p/>
@@ -5579,23 +5538,14 @@
           <w:sz w:val="24"/>
           <w:szCs w:val="24"/>
         </w:rPr>
-        <w:t xml:space="preserve">/Inicio de </w:t>
+        <w:t>/Inicio de sesion</w:t>
       </w:r>
-      <w:proofErr w:type="spellStart"/>
-      <w:r>
-        <w:rPr>
-          <w:b/>
-          <w:bCs/>
-          <w:color w:val="auto"/>
-          <w:sz w:val="24"/>
-          <w:szCs w:val="24"/>
-        </w:rPr>
-        <w:t>sesion</w:t>
-      </w:r>
-      <w:proofErr w:type="spellEnd"/>
     </w:p>
     <w:p>
       <w:r>
+        <w:rPr>
+          <w:noProof/>
+        </w:rPr>
         <w:drawing>
           <wp:inline distT="0" distB="0" distL="0" distR="0" wp14:anchorId="270C8151" wp14:editId="6F131988">
             <wp:extent cx="5400040" cy="3614420"/>
@@ -5635,6 +5585,9 @@
     </w:p>
     <w:p>
       <w:r>
+        <w:rPr>
+          <w:noProof/>
+        </w:rPr>
         <w:drawing>
           <wp:inline distT="0" distB="0" distL="0" distR="0" wp14:anchorId="087619F2" wp14:editId="18F52630">
             <wp:extent cx="5400040" cy="3493135"/>
@@ -5752,31 +5705,7 @@
         <w:t xml:space="preserve"> y el clima </w:t>
       </w:r>
       <w:r>
-        <w:t xml:space="preserve">, al hacer doble </w:t>
-      </w:r>
-      <w:proofErr w:type="spellStart"/>
-      <w:r>
-        <w:t>click</w:t>
-      </w:r>
-      <w:proofErr w:type="spellEnd"/>
-      <w:r>
-        <w:t xml:space="preserve"> sobre una aula accedemos a una </w:t>
-      </w:r>
-      <w:proofErr w:type="spellStart"/>
-      <w:r>
-        <w:t>pagina</w:t>
-      </w:r>
-      <w:proofErr w:type="spellEnd"/>
-      <w:r>
-        <w:t xml:space="preserve"> con </w:t>
-      </w:r>
-      <w:proofErr w:type="spellStart"/>
-      <w:r>
-        <w:t>mas</w:t>
-      </w:r>
-      <w:proofErr w:type="spellEnd"/>
-      <w:r>
-        <w:t xml:space="preserve"> información y la posibilidad de cambiar la temperatura</w:t>
+        <w:t>, al hacer doble click sobre una aula accedemos a una pagina con mas información y la posibilidad de cambiar la temperatura</w:t>
       </w:r>
     </w:p>
     <w:p>
@@ -5880,6 +5809,9 @@
     </w:p>
     <w:p>
       <w:r>
+        <w:rPr>
+          <w:noProof/>
+        </w:rPr>
         <w:drawing>
           <wp:anchor distT="0" distB="0" distL="114300" distR="114300" simplePos="0" relativeHeight="251667456" behindDoc="0" locked="0" layoutInCell="1" allowOverlap="1" wp14:anchorId="143B102F" wp14:editId="41565E4C">
             <wp:simplePos x="0" y="0"/>
@@ -5931,6 +5863,9 @@
         </w:drawing>
       </w:r>
       <w:r>
+        <w:rPr>
+          <w:noProof/>
+        </w:rPr>
         <w:drawing>
           <wp:inline distT="0" distB="0" distL="0" distR="0" wp14:anchorId="39B39FBC" wp14:editId="2C7F87CC">
             <wp:extent cx="5400040" cy="3535680"/>
@@ -5970,15 +5905,7 @@
     </w:p>
     <w:p>
       <w:r>
-        <w:t xml:space="preserve">Pagina para gestión de usuarios(Super </w:t>
-      </w:r>
-      <w:proofErr w:type="spellStart"/>
-      <w:r>
-        <w:t>admin</w:t>
-      </w:r>
-      <w:proofErr w:type="spellEnd"/>
-      <w:r>
-        <w:t>)</w:t>
+        <w:t>Pagina para gestión de usuarios(Super admin)</w:t>
       </w:r>
     </w:p>
     <w:p/>
@@ -6015,6 +5942,9 @@
     </w:p>
     <w:p>
       <w:r>
+        <w:rPr>
+          <w:noProof/>
+        </w:rPr>
         <w:drawing>
           <wp:inline distT="0" distB="0" distL="0" distR="0" wp14:anchorId="76998DC5" wp14:editId="1A019A6B">
             <wp:extent cx="5400040" cy="3538220"/>
@@ -6054,6 +5984,9 @@
     </w:p>
     <w:p>
       <w:r>
+        <w:rPr>
+          <w:noProof/>
+        </w:rPr>
         <w:drawing>
           <wp:inline distT="0" distB="0" distL="0" distR="0" wp14:anchorId="3915E1F1" wp14:editId="5139F7CC">
             <wp:extent cx="5400040" cy="3503295"/>
@@ -6105,7 +6038,6 @@
         </w:rPr>
       </w:pPr>
       <w:bookmarkStart w:id="10" w:name="_Toc220151812"/>
-      <w:proofErr w:type="spellStart"/>
       <w:r>
         <w:rPr>
           <w:b/>
@@ -6115,40 +6047,17 @@
           <w:szCs w:val="24"/>
         </w:rPr>
         <w:lastRenderedPageBreak/>
-        <w:t>Pagina</w:t>
-      </w:r>
-      <w:proofErr w:type="spellEnd"/>
-      <w:r>
-        <w:rPr>
-          <w:b/>
-          <w:bCs/>
-          <w:color w:val="auto"/>
-          <w:sz w:val="24"/>
-          <w:szCs w:val="24"/>
-        </w:rPr>
-        <w:t xml:space="preserve"> de Registros</w:t>
+        <w:t>Pagina de Registros</w:t>
       </w:r>
       <w:bookmarkEnd w:id="10"/>
     </w:p>
-    <w:p/>
     <w:p>
       <w:r>
-        <w:rPr>
-          <w:noProof/>
-        </w:rPr>
         <w:drawing>
-          <wp:anchor distT="0" distB="0" distL="114300" distR="114300" simplePos="0" relativeHeight="251660288" behindDoc="0" locked="0" layoutInCell="1" allowOverlap="1" wp14:anchorId="071C0DBB" wp14:editId="3731A15A">
-            <wp:simplePos x="0" y="0"/>
-            <wp:positionH relativeFrom="margin">
-              <wp:posOffset>-635</wp:posOffset>
-            </wp:positionH>
-            <wp:positionV relativeFrom="paragraph">
-              <wp:posOffset>453390</wp:posOffset>
-            </wp:positionV>
-            <wp:extent cx="4551680" cy="2997200"/>
-            <wp:effectExtent l="0" t="0" r="1270" b="0"/>
-            <wp:wrapTopAndBottom/>
-            <wp:docPr id="2106026830" name="Imagen 1" descr="Tabla&#10;&#10;El contenido generado por IA puede ser incorrecto."/>
+          <wp:inline distT="0" distB="0" distL="0" distR="0" wp14:anchorId="226F0E68" wp14:editId="4CDD7399">
+            <wp:extent cx="5400040" cy="3491865"/>
+            <wp:effectExtent l="0" t="0" r="0" b="0"/>
+            <wp:docPr id="970551443" name="Imagen 1" descr="Gráfico, Gráfico de líneas&#10;&#10;El contenido generado por IA puede ser incorrecto."/>
             <wp:cNvGraphicFramePr>
               <a:graphicFrameLocks xmlns:a="http://schemas.openxmlformats.org/drawingml/2006/main" noChangeAspect="1"/>
             </wp:cNvGraphicFramePr>
@@ -6156,17 +6065,11 @@
               <a:graphicData uri="http://schemas.openxmlformats.org/drawingml/2006/picture">
                 <pic:pic xmlns:pic="http://schemas.openxmlformats.org/drawingml/2006/picture">
                   <pic:nvPicPr>
-                    <pic:cNvPr id="2106026830" name="Imagen 1" descr="Tabla&#10;&#10;El contenido generado por IA puede ser incorrecto."/>
+                    <pic:cNvPr id="970551443" name="Imagen 1" descr="Gráfico, Gráfico de líneas&#10;&#10;El contenido generado por IA puede ser incorrecto."/>
                     <pic:cNvPicPr/>
                   </pic:nvPicPr>
                   <pic:blipFill>
-                    <a:blip r:embed="rId16">
-                      <a:extLst>
-                        <a:ext uri="{28A0092B-C50C-407E-A947-70E740481C1C}">
-                          <a14:useLocalDpi xmlns:a14="http://schemas.microsoft.com/office/drawing/2010/main" val="0"/>
-                        </a:ext>
-                      </a:extLst>
-                    </a:blip>
+                    <a:blip r:embed="rId16"/>
                     <a:stretch>
                       <a:fillRect/>
                     </a:stretch>
@@ -6174,7 +6077,7 @@
                   <pic:spPr>
                     <a:xfrm>
                       <a:off x="0" y="0"/>
-                      <a:ext cx="4551680" cy="2997200"/>
+                      <a:ext cx="5400040" cy="3491865"/>
                     </a:xfrm>
                     <a:prstGeom prst="rect">
                       <a:avLst/>
@@ -6183,13 +6086,7 @@
                 </pic:pic>
               </a:graphicData>
             </a:graphic>
-            <wp14:sizeRelH relativeFrom="margin">
-              <wp14:pctWidth>0</wp14:pctWidth>
-            </wp14:sizeRelH>
-            <wp14:sizeRelV relativeFrom="margin">
-              <wp14:pctHeight>0</wp14:pctHeight>
-            </wp14:sizeRelV>
-          </wp:anchor>
+          </wp:inline>
         </w:drawing>
       </w:r>
       <w:r>
@@ -6250,7 +6147,7 @@
           <w:szCs w:val="20"/>
         </w:rPr>
         <w:drawing>
-          <wp:anchor distT="0" distB="0" distL="114300" distR="114300" simplePos="0" relativeHeight="251658240" behindDoc="0" locked="0" layoutInCell="1" allowOverlap="1" wp14:anchorId="178721AE" wp14:editId="6F0E8259">
+          <wp:anchor distT="0" distB="0" distL="114300" distR="114300" simplePos="0" relativeHeight="251658240" behindDoc="0" locked="0" layoutInCell="1" allowOverlap="1" wp14:anchorId="178721AE" wp14:editId="69C82BA0">
             <wp:simplePos x="0" y="0"/>
             <wp:positionH relativeFrom="margin">
               <wp:posOffset>50165</wp:posOffset>
@@ -6353,15 +6250,7 @@
         <w:t xml:space="preserve">Para esta aplicación utilizaremos </w:t>
       </w:r>
       <w:r>
-        <w:t>una API para saber la temperatura(</w:t>
-      </w:r>
-      <w:proofErr w:type="spellStart"/>
-      <w:r>
-        <w:t>weather</w:t>
-      </w:r>
-      <w:proofErr w:type="spellEnd"/>
-      <w:r>
-        <w:t xml:space="preserve">) de nuestra zona </w:t>
+        <w:t xml:space="preserve">una API para saber la temperatura(weather) de nuestra zona </w:t>
       </w:r>
     </w:p>
     <w:p>
@@ -6384,6 +6273,7 @@
           <w:sz w:val="24"/>
           <w:szCs w:val="24"/>
         </w:rPr>
+        <w:lastRenderedPageBreak/>
         <w:t>Información extraída del JSON</w:t>
       </w:r>
       <w:bookmarkEnd w:id="14"/>

--- a/Prototipado Caldera_Nicolas.docx
+++ b/Prototipado Caldera_Nicolas.docx
@@ -4034,9 +4034,6 @@
     </w:sdt>
     <w:p/>
     <w:p/>
-    <w:p/>
-    <w:p/>
-    <w:p/>
     <w:sdt>
       <w:sdtPr>
         <w:rPr>
@@ -4092,6 +4089,98 @@
         </w:p>
         <w:p>
           <w:pPr>
+            <w:rPr>
+              <w:lang w:eastAsia="es-ES"/>
+            </w:rPr>
+          </w:pPr>
+          <w:r>
+            <w:rPr>
+              <w:b/>
+              <w:bCs/>
+              <w:noProof/>
+              <w:sz w:val="20"/>
+              <w:szCs w:val="20"/>
+            </w:rPr>
+            <w:drawing>
+              <wp:anchor distT="0" distB="0" distL="114300" distR="114300" simplePos="0" relativeHeight="251668480" behindDoc="1" locked="0" layoutInCell="1" allowOverlap="1" wp14:anchorId="4135C1EA" wp14:editId="196EB60F">
+                <wp:simplePos x="0" y="0"/>
+                <wp:positionH relativeFrom="margin">
+                  <wp:align>center</wp:align>
+                </wp:positionH>
+                <wp:positionV relativeFrom="paragraph">
+                  <wp:posOffset>57150</wp:posOffset>
+                </wp:positionV>
+                <wp:extent cx="723900" cy="706755"/>
+                <wp:effectExtent l="0" t="0" r="0" b="0"/>
+                <wp:wrapNone/>
+                <wp:docPr id="1655814217" name="Imagen 2" descr="Logotipo&#10;&#10;El contenido generado por IA puede ser incorrecto."/>
+                <wp:cNvGraphicFramePr>
+                  <a:graphicFrameLocks xmlns:a="http://schemas.openxmlformats.org/drawingml/2006/main" noChangeAspect="1"/>
+                </wp:cNvGraphicFramePr>
+                <a:graphic xmlns:a="http://schemas.openxmlformats.org/drawingml/2006/main">
+                  <a:graphicData uri="http://schemas.openxmlformats.org/drawingml/2006/picture">
+                    <pic:pic xmlns:pic="http://schemas.openxmlformats.org/drawingml/2006/picture">
+                      <pic:nvPicPr>
+                        <pic:cNvPr id="1245004822" name="Imagen 2" descr="Logotipo&#10;&#10;El contenido generado por IA puede ser incorrecto."/>
+                        <pic:cNvPicPr>
+                          <a:picLocks noChangeAspect="1" noChangeArrowheads="1"/>
+                        </pic:cNvPicPr>
+                      </pic:nvPicPr>
+                      <pic:blipFill>
+                        <a:blip r:embed="rId7" cstate="print">
+                          <a:extLst>
+                            <a:ext uri="{28A0092B-C50C-407E-A947-70E740481C1C}">
+                              <a14:useLocalDpi xmlns:a14="http://schemas.microsoft.com/office/drawing/2010/main" val="0"/>
+                            </a:ext>
+                          </a:extLst>
+                        </a:blip>
+                        <a:srcRect/>
+                        <a:stretch>
+                          <a:fillRect/>
+                        </a:stretch>
+                      </pic:blipFill>
+                      <pic:spPr bwMode="auto">
+                        <a:xfrm>
+                          <a:off x="0" y="0"/>
+                          <a:ext cx="723900" cy="706755"/>
+                        </a:xfrm>
+                        <a:prstGeom prst="rect">
+                          <a:avLst/>
+                        </a:prstGeom>
+                        <a:noFill/>
+                        <a:ln>
+                          <a:noFill/>
+                        </a:ln>
+                      </pic:spPr>
+                    </pic:pic>
+                  </a:graphicData>
+                </a:graphic>
+                <wp14:sizeRelH relativeFrom="margin">
+                  <wp14:pctWidth>0</wp14:pctWidth>
+                </wp14:sizeRelH>
+                <wp14:sizeRelV relativeFrom="margin">
+                  <wp14:pctHeight>0</wp14:pctHeight>
+                </wp14:sizeRelV>
+              </wp:anchor>
+            </w:drawing>
+          </w:r>
+        </w:p>
+        <w:p>
+          <w:pPr>
+            <w:rPr>
+              <w:lang w:eastAsia="es-ES"/>
+            </w:rPr>
+          </w:pPr>
+        </w:p>
+        <w:p>
+          <w:pPr>
+            <w:rPr>
+              <w:lang w:eastAsia="es-ES"/>
+            </w:rPr>
+          </w:pPr>
+        </w:p>
+        <w:p>
+          <w:pPr>
             <w:pStyle w:val="TDC1"/>
             <w:tabs>
               <w:tab w:val="right" w:leader="dot" w:pos="8494"/>
@@ -4111,7 +4200,7 @@
           <w:r>
             <w:fldChar w:fldCharType="separate"/>
           </w:r>
-          <w:hyperlink w:anchor="_Toc220151802" w:history="1">
+          <w:hyperlink w:anchor="_Toc221467010" w:history="1">
             <w:r>
               <w:rPr>
                 <w:rStyle w:val="Hipervnculo"/>
@@ -4140,7 +4229,7 @@
                 <w:noProof/>
                 <w:webHidden/>
               </w:rPr>
-              <w:instrText xml:space="preserve"> PAGEREF _Toc220151802 \h </w:instrText>
+              <w:instrText xml:space="preserve"> PAGEREF _Toc221467010 \h </w:instrText>
             </w:r>
             <w:r>
               <w:rPr>
@@ -4183,7 +4272,7 @@
               <w:lang w:eastAsia="es-ES"/>
             </w:rPr>
           </w:pPr>
-          <w:hyperlink w:anchor="_Toc220151803" w:history="1">
+          <w:hyperlink w:anchor="_Toc221467011" w:history="1">
             <w:r>
               <w:rPr>
                 <w:rStyle w:val="Hipervnculo"/>
@@ -4212,7 +4301,7 @@
                 <w:noProof/>
                 <w:webHidden/>
               </w:rPr>
-              <w:instrText xml:space="preserve"> PAGEREF _Toc220151803 \h </w:instrText>
+              <w:instrText xml:space="preserve"> PAGEREF _Toc221467011 \h </w:instrText>
             </w:r>
             <w:r>
               <w:rPr>
@@ -4255,7 +4344,7 @@
               <w:lang w:eastAsia="es-ES"/>
             </w:rPr>
           </w:pPr>
-          <w:hyperlink w:anchor="_Toc220151804" w:history="1">
+          <w:hyperlink w:anchor="_Toc221467012" w:history="1">
             <w:r>
               <w:rPr>
                 <w:rStyle w:val="Hipervnculo"/>
@@ -4284,7 +4373,7 @@
                 <w:noProof/>
                 <w:webHidden/>
               </w:rPr>
-              <w:instrText xml:space="preserve"> PAGEREF _Toc220151804 \h </w:instrText>
+              <w:instrText xml:space="preserve"> PAGEREF _Toc221467012 \h </w:instrText>
             </w:r>
             <w:r>
               <w:rPr>
@@ -4327,7 +4416,7 @@
               <w:lang w:eastAsia="es-ES"/>
             </w:rPr>
           </w:pPr>
-          <w:hyperlink w:anchor="_Toc220151805" w:history="1">
+          <w:hyperlink w:anchor="_Toc221467013" w:history="1">
             <w:r>
               <w:rPr>
                 <w:rStyle w:val="Hipervnculo"/>
@@ -4356,7 +4445,7 @@
                 <w:noProof/>
                 <w:webHidden/>
               </w:rPr>
-              <w:instrText xml:space="preserve"> PAGEREF _Toc220151805 \h </w:instrText>
+              <w:instrText xml:space="preserve"> PAGEREF _Toc221467013 \h </w:instrText>
             </w:r>
             <w:r>
               <w:rPr>
@@ -4399,7 +4488,7 @@
               <w:lang w:eastAsia="es-ES"/>
             </w:rPr>
           </w:pPr>
-          <w:hyperlink w:anchor="_Toc220151806" w:history="1">
+          <w:hyperlink w:anchor="_Toc221467014" w:history="1">
             <w:r>
               <w:rPr>
                 <w:rStyle w:val="Hipervnculo"/>
@@ -4428,7 +4517,7 @@
                 <w:noProof/>
                 <w:webHidden/>
               </w:rPr>
-              <w:instrText xml:space="preserve"> PAGEREF _Toc220151806 \h </w:instrText>
+              <w:instrText xml:space="preserve"> PAGEREF _Toc221467014 \h </w:instrText>
             </w:r>
             <w:r>
               <w:rPr>
@@ -4471,7 +4560,7 @@
               <w:lang w:eastAsia="es-ES"/>
             </w:rPr>
           </w:pPr>
-          <w:hyperlink w:anchor="_Toc220151807" w:history="1">
+          <w:hyperlink w:anchor="_Toc221467015" w:history="1">
             <w:r>
               <w:rPr>
                 <w:rStyle w:val="Hipervnculo"/>
@@ -4479,7 +4568,7 @@
                 <w:bCs/>
                 <w:noProof/>
               </w:rPr>
-              <w:t>Pagina Registro</w:t>
+              <w:t>Pagina Registro/Inicio de sesion</w:t>
             </w:r>
             <w:r>
               <w:rPr>
@@ -4500,7 +4589,7 @@
                 <w:noProof/>
                 <w:webHidden/>
               </w:rPr>
-              <w:instrText xml:space="preserve"> PAGEREF _Toc220151807 \h </w:instrText>
+              <w:instrText xml:space="preserve"> PAGEREF _Toc221467015 \h </w:instrText>
             </w:r>
             <w:r>
               <w:rPr>
@@ -4543,7 +4632,7 @@
               <w:lang w:eastAsia="es-ES"/>
             </w:rPr>
           </w:pPr>
-          <w:hyperlink w:anchor="_Toc220151808" w:history="1">
+          <w:hyperlink w:anchor="_Toc221467016" w:history="1">
             <w:r>
               <w:rPr>
                 <w:rStyle w:val="Hipervnculo"/>
@@ -4572,7 +4661,7 @@
                 <w:noProof/>
                 <w:webHidden/>
               </w:rPr>
-              <w:instrText xml:space="preserve"> PAGEREF _Toc220151808 \h </w:instrText>
+              <w:instrText xml:space="preserve"> PAGEREF _Toc221467016 \h </w:instrText>
             </w:r>
             <w:r>
               <w:rPr>
@@ -4615,7 +4704,7 @@
               <w:lang w:eastAsia="es-ES"/>
             </w:rPr>
           </w:pPr>
-          <w:hyperlink w:anchor="_Toc220151809" w:history="1">
+          <w:hyperlink w:anchor="_Toc221467017" w:history="1">
             <w:r>
               <w:rPr>
                 <w:rStyle w:val="Hipervnculo"/>
@@ -4644,7 +4733,7 @@
                 <w:noProof/>
                 <w:webHidden/>
               </w:rPr>
-              <w:instrText xml:space="preserve"> PAGEREF _Toc220151809 \h </w:instrText>
+              <w:instrText xml:space="preserve"> PAGEREF _Toc221467017 \h </w:instrText>
             </w:r>
             <w:r>
               <w:rPr>
@@ -4664,7 +4753,7 @@
                 <w:noProof/>
                 <w:webHidden/>
               </w:rPr>
-              <w:t>4</w:t>
+              <w:t>5</w:t>
             </w:r>
             <w:r>
               <w:rPr>
@@ -4687,7 +4776,7 @@
               <w:lang w:eastAsia="es-ES"/>
             </w:rPr>
           </w:pPr>
-          <w:hyperlink w:anchor="_Toc220151810" w:history="1">
+          <w:hyperlink w:anchor="_Toc221467018" w:history="1">
             <w:r>
               <w:rPr>
                 <w:rStyle w:val="Hipervnculo"/>
@@ -4716,7 +4805,7 @@
                 <w:noProof/>
                 <w:webHidden/>
               </w:rPr>
-              <w:instrText xml:space="preserve"> PAGEREF _Toc220151810 \h </w:instrText>
+              <w:instrText xml:space="preserve"> PAGEREF _Toc221467018 \h </w:instrText>
             </w:r>
             <w:r>
               <w:rPr>
@@ -4736,7 +4825,7 @@
                 <w:noProof/>
                 <w:webHidden/>
               </w:rPr>
-              <w:t>4</w:t>
+              <w:t>6</w:t>
             </w:r>
             <w:r>
               <w:rPr>
@@ -4759,7 +4848,7 @@
               <w:lang w:eastAsia="es-ES"/>
             </w:rPr>
           </w:pPr>
-          <w:hyperlink w:anchor="_Toc220151811" w:history="1">
+          <w:hyperlink w:anchor="_Toc221467019" w:history="1">
             <w:r>
               <w:rPr>
                 <w:rStyle w:val="Hipervnculo"/>
@@ -4788,7 +4877,7 @@
                 <w:noProof/>
                 <w:webHidden/>
               </w:rPr>
-              <w:instrText xml:space="preserve"> PAGEREF _Toc220151811 \h </w:instrText>
+              <w:instrText xml:space="preserve"> PAGEREF _Toc221467019 \h </w:instrText>
             </w:r>
             <w:r>
               <w:rPr>
@@ -4808,7 +4897,7 @@
                 <w:noProof/>
                 <w:webHidden/>
               </w:rPr>
-              <w:t>5</w:t>
+              <w:t>7</w:t>
             </w:r>
             <w:r>
               <w:rPr>
@@ -4831,7 +4920,7 @@
               <w:lang w:eastAsia="es-ES"/>
             </w:rPr>
           </w:pPr>
-          <w:hyperlink w:anchor="_Toc220151812" w:history="1">
+          <w:hyperlink w:anchor="_Toc221467020" w:history="1">
             <w:r>
               <w:rPr>
                 <w:rStyle w:val="Hipervnculo"/>
@@ -4860,7 +4949,7 @@
                 <w:noProof/>
                 <w:webHidden/>
               </w:rPr>
-              <w:instrText xml:space="preserve"> PAGEREF _Toc220151812 \h </w:instrText>
+              <w:instrText xml:space="preserve"> PAGEREF _Toc221467020 \h </w:instrText>
             </w:r>
             <w:r>
               <w:rPr>
@@ -4880,7 +4969,7 @@
                 <w:noProof/>
                 <w:webHidden/>
               </w:rPr>
-              <w:t>6</w:t>
+              <w:t>8</w:t>
             </w:r>
             <w:r>
               <w:rPr>
@@ -4903,7 +4992,7 @@
               <w:lang w:eastAsia="es-ES"/>
             </w:rPr>
           </w:pPr>
-          <w:hyperlink w:anchor="_Toc220151813" w:history="1">
+          <w:hyperlink w:anchor="_Toc221467021" w:history="1">
             <w:r>
               <w:rPr>
                 <w:rStyle w:val="Hipervnculo"/>
@@ -4911,7 +5000,7 @@
                 <w:bCs/>
                 <w:noProof/>
               </w:rPr>
-              <w:t>Colores principales</w:t>
+              <w:t>Disposición de la pagina</w:t>
             </w:r>
             <w:r>
               <w:rPr>
@@ -4932,7 +5021,7 @@
                 <w:noProof/>
                 <w:webHidden/>
               </w:rPr>
-              <w:instrText xml:space="preserve"> PAGEREF _Toc220151813 \h </w:instrText>
+              <w:instrText xml:space="preserve"> PAGEREF _Toc221467021 \h </w:instrText>
             </w:r>
             <w:r>
               <w:rPr>
@@ -4952,7 +5041,7 @@
                 <w:noProof/>
                 <w:webHidden/>
               </w:rPr>
-              <w:t>6</w:t>
+              <w:t>9</w:t>
             </w:r>
             <w:r>
               <w:rPr>
@@ -4975,7 +5064,7 @@
               <w:lang w:eastAsia="es-ES"/>
             </w:rPr>
           </w:pPr>
-          <w:hyperlink w:anchor="_Toc220151814" w:history="1">
+          <w:hyperlink w:anchor="_Toc221467022" w:history="1">
             <w:r>
               <w:rPr>
                 <w:rStyle w:val="Hipervnculo"/>
@@ -4983,7 +5072,7 @@
                 <w:bCs/>
                 <w:noProof/>
               </w:rPr>
-              <w:t>Icono de la aplicación</w:t>
+              <w:t>Colores principales</w:t>
             </w:r>
             <w:r>
               <w:rPr>
@@ -5004,7 +5093,7 @@
                 <w:noProof/>
                 <w:webHidden/>
               </w:rPr>
-              <w:instrText xml:space="preserve"> PAGEREF _Toc220151814 \h </w:instrText>
+              <w:instrText xml:space="preserve"> PAGEREF _Toc221467022 \h </w:instrText>
             </w:r>
             <w:r>
               <w:rPr>
@@ -5024,7 +5113,7 @@
                 <w:noProof/>
                 <w:webHidden/>
               </w:rPr>
-              <w:t>6</w:t>
+              <w:t>9</w:t>
             </w:r>
             <w:r>
               <w:rPr>
@@ -5047,7 +5136,7 @@
               <w:lang w:eastAsia="es-ES"/>
             </w:rPr>
           </w:pPr>
-          <w:hyperlink w:anchor="_Toc220151815" w:history="1">
+          <w:hyperlink w:anchor="_Toc221467023" w:history="1">
             <w:r>
               <w:rPr>
                 <w:rStyle w:val="Hipervnculo"/>
@@ -5055,6 +5144,78 @@
                 <w:bCs/>
                 <w:noProof/>
               </w:rPr>
+              <w:t>Icono de la aplicación</w:t>
+            </w:r>
+            <w:r>
+              <w:rPr>
+                <w:noProof/>
+                <w:webHidden/>
+              </w:rPr>
+              <w:tab/>
+            </w:r>
+            <w:r>
+              <w:rPr>
+                <w:noProof/>
+                <w:webHidden/>
+              </w:rPr>
+              <w:fldChar w:fldCharType="begin"/>
+            </w:r>
+            <w:r>
+              <w:rPr>
+                <w:noProof/>
+                <w:webHidden/>
+              </w:rPr>
+              <w:instrText xml:space="preserve"> PAGEREF _Toc221467023 \h </w:instrText>
+            </w:r>
+            <w:r>
+              <w:rPr>
+                <w:noProof/>
+                <w:webHidden/>
+              </w:rPr>
+            </w:r>
+            <w:r>
+              <w:rPr>
+                <w:noProof/>
+                <w:webHidden/>
+              </w:rPr>
+              <w:fldChar w:fldCharType="separate"/>
+            </w:r>
+            <w:r>
+              <w:rPr>
+                <w:noProof/>
+                <w:webHidden/>
+              </w:rPr>
+              <w:t>9</w:t>
+            </w:r>
+            <w:r>
+              <w:rPr>
+                <w:noProof/>
+                <w:webHidden/>
+              </w:rPr>
+              <w:fldChar w:fldCharType="end"/>
+            </w:r>
+          </w:hyperlink>
+        </w:p>
+        <w:p>
+          <w:pPr>
+            <w:pStyle w:val="TDC1"/>
+            <w:tabs>
+              <w:tab w:val="right" w:leader="dot" w:pos="8494"/>
+            </w:tabs>
+            <w:rPr>
+              <w:rFonts w:eastAsiaTheme="minorEastAsia"/>
+              <w:noProof/>
+              <w:lang w:eastAsia="es-ES"/>
+            </w:rPr>
+          </w:pPr>
+          <w:hyperlink w:anchor="_Toc221467024" w:history="1">
+            <w:r>
+              <w:rPr>
+                <w:rStyle w:val="Hipervnculo"/>
+                <w:b/>
+                <w:bCs/>
+                <w:noProof/>
+              </w:rPr>
               <w:t>Api</w:t>
             </w:r>
             <w:r>
@@ -5076,7 +5237,7 @@
                 <w:noProof/>
                 <w:webHidden/>
               </w:rPr>
-              <w:instrText xml:space="preserve"> PAGEREF _Toc220151815 \h </w:instrText>
+              <w:instrText xml:space="preserve"> PAGEREF _Toc221467024 \h </w:instrText>
             </w:r>
             <w:r>
               <w:rPr>
@@ -5096,7 +5257,7 @@
                 <w:noProof/>
                 <w:webHidden/>
               </w:rPr>
-              <w:t>6</w:t>
+              <w:t>9</w:t>
             </w:r>
             <w:r>
               <w:rPr>
@@ -5119,7 +5280,7 @@
               <w:lang w:eastAsia="es-ES"/>
             </w:rPr>
           </w:pPr>
-          <w:hyperlink w:anchor="_Toc220151816" w:history="1">
+          <w:hyperlink w:anchor="_Toc221467025" w:history="1">
             <w:r>
               <w:rPr>
                 <w:rStyle w:val="Hipervnculo"/>
@@ -5148,7 +5309,7 @@
                 <w:noProof/>
                 <w:webHidden/>
               </w:rPr>
-              <w:instrText xml:space="preserve"> PAGEREF _Toc220151816 \h </w:instrText>
+              <w:instrText xml:space="preserve"> PAGEREF _Toc221467025 \h </w:instrText>
             </w:r>
             <w:r>
               <w:rPr>
@@ -5168,7 +5329,7 @@
                 <w:noProof/>
                 <w:webHidden/>
               </w:rPr>
-              <w:t>6</w:t>
+              <w:t>9</w:t>
             </w:r>
             <w:r>
               <w:rPr>
@@ -5224,16 +5385,6 @@
     </w:p>
     <w:p>
       <w:pPr>
-        <w:rPr>
-          <w:b/>
-          <w:bCs/>
-          <w:sz w:val="20"/>
-          <w:szCs w:val="20"/>
-        </w:rPr>
-      </w:pPr>
-    </w:p>
-    <w:p>
-      <w:pPr>
         <w:pStyle w:val="Ttulo1"/>
         <w:rPr>
           <w:b/>
@@ -5243,7 +5394,7 @@
           <w:szCs w:val="32"/>
         </w:rPr>
       </w:pPr>
-      <w:bookmarkStart w:id="0" w:name="_Toc220151802"/>
+      <w:bookmarkStart w:id="0" w:name="_Toc221467010"/>
       <w:r>
         <w:rPr>
           <w:b/>
@@ -5294,7 +5445,7 @@
           <w:szCs w:val="32"/>
         </w:rPr>
       </w:pPr>
-      <w:bookmarkStart w:id="1" w:name="_Toc220151803"/>
+      <w:bookmarkStart w:id="1" w:name="_Toc221467011"/>
       <w:r>
         <w:rPr>
           <w:b/>
@@ -5340,7 +5491,10 @@
         <w:t>s</w:t>
       </w:r>
       <w:r>
-        <w:t xml:space="preserve"> y no podra modificar la temperatura de esta.</w:t>
+        <w:t xml:space="preserve"> y no podra modificar la temperatura de esta</w:t>
+      </w:r>
+      <w:r>
+        <w:t>, además podrá cambiar su contraseña desde el inicio de sesión y desde la página de configuración del usuario.</w:t>
       </w:r>
     </w:p>
     <w:p>
@@ -5392,7 +5546,7 @@
           <w:szCs w:val="32"/>
         </w:rPr>
       </w:pPr>
-      <w:bookmarkStart w:id="2" w:name="_Toc220151804"/>
+      <w:bookmarkStart w:id="2" w:name="_Toc221467012"/>
       <w:r>
         <w:rPr>
           <w:b/>
@@ -5416,7 +5570,7 @@
           <w:szCs w:val="28"/>
         </w:rPr>
       </w:pPr>
-      <w:bookmarkStart w:id="3" w:name="_Toc220151805"/>
+      <w:bookmarkStart w:id="3" w:name="_Toc221467013"/>
       <w:r>
         <w:rPr>
           <w:b/>
@@ -5440,7 +5594,7 @@
           <w:szCs w:val="24"/>
         </w:rPr>
       </w:pPr>
-      <w:bookmarkStart w:id="4" w:name="_Toc220151806"/>
+      <w:bookmarkStart w:id="4" w:name="_Toc221467014"/>
       <w:r>
         <w:rPr>
           <w:b/>
@@ -5455,13 +5609,18 @@
     </w:p>
     <w:p>
       <w:r>
+        <w:t xml:space="preserve">Pagina de inicio con opción de inicio sesión/registro con tool bar menu arriba con opciones de sobre nosotros </w:t>
+      </w:r>
+    </w:p>
+    <w:p>
+      <w:r>
         <w:rPr>
           <w:noProof/>
         </w:rPr>
         <w:drawing>
-          <wp:inline distT="0" distB="0" distL="0" distR="0" wp14:anchorId="4729BA77" wp14:editId="0DD62F83">
-            <wp:extent cx="5400040" cy="3677920"/>
-            <wp:effectExtent l="0" t="0" r="0" b="0"/>
+          <wp:inline distT="0" distB="0" distL="0" distR="0" wp14:anchorId="4729BA77" wp14:editId="41F360B6">
+            <wp:extent cx="4861560" cy="3311166"/>
+            <wp:effectExtent l="0" t="0" r="0" b="3810"/>
             <wp:docPr id="520260009" name="Imagen 1" descr="Imagen que contiene Interfaz de usuario gráfica&#10;&#10;El contenido generado por IA puede ser incorrecto."/>
             <wp:cNvGraphicFramePr>
               <a:graphicFrameLocks xmlns:a="http://schemas.openxmlformats.org/drawingml/2006/main" noChangeAspect="1"/>
@@ -5474,7 +5633,7 @@
                     <pic:cNvPicPr/>
                   </pic:nvPicPr>
                   <pic:blipFill>
-                    <a:blip r:embed="rId7"/>
+                    <a:blip r:embed="rId8"/>
                     <a:stretch>
                       <a:fillRect/>
                     </a:stretch>
@@ -5482,7 +5641,7 @@
                   <pic:spPr>
                     <a:xfrm>
                       <a:off x="0" y="0"/>
-                      <a:ext cx="5400040" cy="3677920"/>
+                      <a:ext cx="4886195" cy="3327944"/>
                     </a:xfrm>
                     <a:prstGeom prst="rect">
                       <a:avLst/>
@@ -5496,18 +5655,6 @@
       </w:r>
     </w:p>
     <w:p>
-      <w:r>
-        <w:t xml:space="preserve">Pagina de inicio con </w:t>
-      </w:r>
-      <w:r>
-        <w:t>hamburguesa</w:t>
-      </w:r>
-      <w:r>
-        <w:t>(arriba izquierda)</w:t>
-      </w:r>
-    </w:p>
-    <w:p/>
-    <w:p>
       <w:pPr>
         <w:pStyle w:val="Ttulo2"/>
         <w:rPr>
@@ -5518,7 +5665,7 @@
           <w:szCs w:val="24"/>
         </w:rPr>
       </w:pPr>
-      <w:bookmarkStart w:id="5" w:name="_Toc220151807"/>
+      <w:bookmarkStart w:id="5" w:name="_Toc221467015"/>
       <w:r>
         <w:rPr>
           <w:b/>
@@ -5527,9 +5674,9 @@
           <w:sz w:val="24"/>
           <w:szCs w:val="24"/>
         </w:rPr>
+        <w:lastRenderedPageBreak/>
         <w:t>Pagina Registro</w:t>
       </w:r>
-      <w:bookmarkEnd w:id="5"/>
       <w:r>
         <w:rPr>
           <w:b/>
@@ -5538,19 +5685,35 @@
           <w:sz w:val="24"/>
           <w:szCs w:val="24"/>
         </w:rPr>
-        <w:t>/Inicio de sesion</w:t>
+        <w:t xml:space="preserve">/Inicio de </w:t>
+      </w:r>
+      <w:r>
+        <w:rPr>
+          <w:b/>
+          <w:bCs/>
+          <w:color w:val="auto"/>
+          <w:sz w:val="24"/>
+          <w:szCs w:val="24"/>
+        </w:rPr>
+        <w:t>sesión</w:t>
+      </w:r>
+      <w:bookmarkEnd w:id="5"/>
+    </w:p>
+    <w:p>
+      <w:r>
+        <w:t>Pagina para inicio sesión/ registro para la aplicación</w:t>
+      </w:r>
+      <w:r>
+        <w:t xml:space="preserve"> con opción de cambiar contraseña en caso de olvido en el inicio de sesión </w:t>
       </w:r>
     </w:p>
     <w:p>
       <w:r>
-        <w:rPr>
-          <w:noProof/>
-        </w:rPr>
         <w:drawing>
-          <wp:inline distT="0" distB="0" distL="0" distR="0" wp14:anchorId="270C8151" wp14:editId="6F131988">
-            <wp:extent cx="5400040" cy="3614420"/>
-            <wp:effectExtent l="0" t="0" r="0" b="5080"/>
-            <wp:docPr id="1066656117" name="Imagen 1" descr="Interfaz de usuario gráfica, Texto&#10;&#10;El contenido generado por IA puede ser incorrecto."/>
+          <wp:inline distT="0" distB="0" distL="0" distR="0" wp14:anchorId="5D91AF1B" wp14:editId="3F7282D3">
+            <wp:extent cx="5400040" cy="3534410"/>
+            <wp:effectExtent l="0" t="0" r="0" b="8890"/>
+            <wp:docPr id="2082339078" name="Imagen 1" descr="Interfaz de usuario gráfica, Aplicación&#10;&#10;El contenido generado por IA puede ser incorrecto."/>
             <wp:cNvGraphicFramePr>
               <a:graphicFrameLocks xmlns:a="http://schemas.openxmlformats.org/drawingml/2006/main" noChangeAspect="1"/>
             </wp:cNvGraphicFramePr>
@@ -5558,11 +5721,11 @@
               <a:graphicData uri="http://schemas.openxmlformats.org/drawingml/2006/picture">
                 <pic:pic xmlns:pic="http://schemas.openxmlformats.org/drawingml/2006/picture">
                   <pic:nvPicPr>
-                    <pic:cNvPr id="1066656117" name="Imagen 1" descr="Interfaz de usuario gráfica, Texto&#10;&#10;El contenido generado por IA puede ser incorrecto."/>
+                    <pic:cNvPr id="2082339078" name="Imagen 1" descr="Interfaz de usuario gráfica, Aplicación&#10;&#10;El contenido generado por IA puede ser incorrecto."/>
                     <pic:cNvPicPr/>
                   </pic:nvPicPr>
                   <pic:blipFill>
-                    <a:blip r:embed="rId8"/>
+                    <a:blip r:embed="rId9"/>
                     <a:stretch>
                       <a:fillRect/>
                     </a:stretch>
@@ -5570,7 +5733,7 @@
                   <pic:spPr>
                     <a:xfrm>
                       <a:off x="0" y="0"/>
-                      <a:ext cx="5400040" cy="3614420"/>
+                      <a:ext cx="5400040" cy="3534410"/>
                     </a:xfrm>
                     <a:prstGeom prst="rect">
                       <a:avLst/>
@@ -5604,7 +5767,7 @@
                     <pic:cNvPicPr/>
                   </pic:nvPicPr>
                   <pic:blipFill>
-                    <a:blip r:embed="rId9"/>
+                    <a:blip r:embed="rId10"/>
                     <a:stretch>
                       <a:fillRect/>
                     </a:stretch>
@@ -5613,405 +5776,6 @@
                     <a:xfrm>
                       <a:off x="0" y="0"/>
                       <a:ext cx="5400040" cy="3493135"/>
-                    </a:xfrm>
-                    <a:prstGeom prst="rect">
-                      <a:avLst/>
-                    </a:prstGeom>
-                  </pic:spPr>
-                </pic:pic>
-              </a:graphicData>
-            </a:graphic>
-          </wp:inline>
-        </w:drawing>
-      </w:r>
-    </w:p>
-    <w:p>
-      <w:r>
-        <w:t>Pagina para inicio sesión/ registro para la aplicación</w:t>
-      </w:r>
-    </w:p>
-    <w:p>
-      <w:pPr>
-        <w:pStyle w:val="Ttulo2"/>
-        <w:rPr>
-          <w:b/>
-          <w:bCs/>
-          <w:color w:val="auto"/>
-          <w:sz w:val="24"/>
-          <w:szCs w:val="24"/>
-        </w:rPr>
-      </w:pPr>
-      <w:bookmarkStart w:id="6" w:name="_Toc220151808"/>
-      <w:r>
-        <w:rPr>
-          <w:b/>
-          <w:bCs/>
-          <w:color w:val="auto"/>
-          <w:sz w:val="24"/>
-          <w:szCs w:val="24"/>
-        </w:rPr>
-        <w:lastRenderedPageBreak/>
-        <w:t>Temperatura de las aulas</w:t>
-      </w:r>
-      <w:bookmarkEnd w:id="6"/>
-    </w:p>
-    <w:p>
-      <w:r>
-        <w:rPr>
-          <w:noProof/>
-        </w:rPr>
-        <w:drawing>
-          <wp:inline distT="0" distB="0" distL="0" distR="0" wp14:anchorId="639E0781" wp14:editId="5A78B0B1">
-            <wp:extent cx="5231348" cy="3505200"/>
-            <wp:effectExtent l="0" t="0" r="7620" b="0"/>
-            <wp:docPr id="1176800132" name="Imagen 1" descr="Interfaz de usuario gráfica, Tabla&#10;&#10;El contenido generado por IA puede ser incorrecto."/>
-            <wp:cNvGraphicFramePr>
-              <a:graphicFrameLocks xmlns:a="http://schemas.openxmlformats.org/drawingml/2006/main" noChangeAspect="1"/>
-            </wp:cNvGraphicFramePr>
-            <a:graphic xmlns:a="http://schemas.openxmlformats.org/drawingml/2006/main">
-              <a:graphicData uri="http://schemas.openxmlformats.org/drawingml/2006/picture">
-                <pic:pic xmlns:pic="http://schemas.openxmlformats.org/drawingml/2006/picture">
-                  <pic:nvPicPr>
-                    <pic:cNvPr id="1176800132" name="Imagen 1" descr="Interfaz de usuario gráfica, Tabla&#10;&#10;El contenido generado por IA puede ser incorrecto."/>
-                    <pic:cNvPicPr/>
-                  </pic:nvPicPr>
-                  <pic:blipFill>
-                    <a:blip r:embed="rId10"/>
-                    <a:stretch>
-                      <a:fillRect/>
-                    </a:stretch>
-                  </pic:blipFill>
-                  <pic:spPr>
-                    <a:xfrm>
-                      <a:off x="0" y="0"/>
-                      <a:ext cx="5235899" cy="3508249"/>
-                    </a:xfrm>
-                    <a:prstGeom prst="rect">
-                      <a:avLst/>
-                    </a:prstGeom>
-                  </pic:spPr>
-                </pic:pic>
-              </a:graphicData>
-            </a:graphic>
-          </wp:inline>
-        </w:drawing>
-      </w:r>
-    </w:p>
-    <w:p>
-      <w:r>
-        <w:t>Pagina con la temperatura y el estado del radiador de cada aula</w:t>
-      </w:r>
-      <w:r>
-        <w:t xml:space="preserve"> y el clima </w:t>
-      </w:r>
-      <w:r>
-        <w:t>, al hacer doble click sobre una aula accedemos a una pagina con mas información y la posibilidad de cambiar la temperatura</w:t>
-      </w:r>
-    </w:p>
-    <w:p>
-      <w:pPr>
-        <w:pStyle w:val="Ttulo2"/>
-        <w:rPr>
-          <w:b/>
-          <w:bCs/>
-          <w:color w:val="auto"/>
-          <w:sz w:val="24"/>
-          <w:szCs w:val="24"/>
-        </w:rPr>
-      </w:pPr>
-      <w:bookmarkStart w:id="7" w:name="_Toc220151809"/>
-      <w:r>
-        <w:rPr>
-          <w:b/>
-          <w:bCs/>
-          <w:color w:val="auto"/>
-          <w:sz w:val="24"/>
-          <w:szCs w:val="24"/>
-        </w:rPr>
-        <w:t>Pagina aula</w:t>
-      </w:r>
-      <w:bookmarkEnd w:id="7"/>
-    </w:p>
-    <w:p>
-      <w:r>
-        <w:rPr>
-          <w:noProof/>
-        </w:rPr>
-        <w:drawing>
-          <wp:inline distT="0" distB="0" distL="0" distR="0" wp14:anchorId="48C66A09" wp14:editId="1932AC5E">
-            <wp:extent cx="5231130" cy="3485985"/>
-            <wp:effectExtent l="0" t="0" r="7620" b="635"/>
-            <wp:docPr id="825995247" name="Imagen 1" descr="Interfaz de usuario gráfica, Aplicación&#10;&#10;El contenido generado por IA puede ser incorrecto."/>
-            <wp:cNvGraphicFramePr>
-              <a:graphicFrameLocks xmlns:a="http://schemas.openxmlformats.org/drawingml/2006/main" noChangeAspect="1"/>
-            </wp:cNvGraphicFramePr>
-            <a:graphic xmlns:a="http://schemas.openxmlformats.org/drawingml/2006/main">
-              <a:graphicData uri="http://schemas.openxmlformats.org/drawingml/2006/picture">
-                <pic:pic xmlns:pic="http://schemas.openxmlformats.org/drawingml/2006/picture">
-                  <pic:nvPicPr>
-                    <pic:cNvPr id="825995247" name="Imagen 1" descr="Interfaz de usuario gráfica, Aplicación&#10;&#10;El contenido generado por IA puede ser incorrecto."/>
-                    <pic:cNvPicPr/>
-                  </pic:nvPicPr>
-                  <pic:blipFill>
-                    <a:blip r:embed="rId11"/>
-                    <a:stretch>
-                      <a:fillRect/>
-                    </a:stretch>
-                  </pic:blipFill>
-                  <pic:spPr>
-                    <a:xfrm>
-                      <a:off x="0" y="0"/>
-                      <a:ext cx="5238958" cy="3491202"/>
-                    </a:xfrm>
-                    <a:prstGeom prst="rect">
-                      <a:avLst/>
-                    </a:prstGeom>
-                  </pic:spPr>
-                </pic:pic>
-              </a:graphicData>
-            </a:graphic>
-          </wp:inline>
-        </w:drawing>
-      </w:r>
-    </w:p>
-    <w:p>
-      <w:r>
-        <w:t xml:space="preserve">Pagina con el aula </w:t>
-      </w:r>
-      <w:r>
-        <w:t>para modificar temperatura</w:t>
-      </w:r>
-    </w:p>
-    <w:p/>
-    <w:p>
-      <w:pPr>
-        <w:pStyle w:val="Ttulo2"/>
-        <w:rPr>
-          <w:b/>
-          <w:bCs/>
-          <w:color w:val="auto"/>
-          <w:sz w:val="24"/>
-          <w:szCs w:val="24"/>
-        </w:rPr>
-      </w:pPr>
-      <w:bookmarkStart w:id="8" w:name="_Toc220151810"/>
-      <w:r>
-        <w:rPr>
-          <w:b/>
-          <w:bCs/>
-          <w:color w:val="auto"/>
-          <w:sz w:val="24"/>
-          <w:szCs w:val="24"/>
-        </w:rPr>
-        <w:t>Pagina gestión usuarios</w:t>
-      </w:r>
-      <w:bookmarkEnd w:id="8"/>
-    </w:p>
-    <w:p>
-      <w:r>
-        <w:rPr>
-          <w:noProof/>
-        </w:rPr>
-        <w:drawing>
-          <wp:anchor distT="0" distB="0" distL="114300" distR="114300" simplePos="0" relativeHeight="251667456" behindDoc="0" locked="0" layoutInCell="1" allowOverlap="1" wp14:anchorId="143B102F" wp14:editId="41565E4C">
-            <wp:simplePos x="0" y="0"/>
-            <wp:positionH relativeFrom="margin">
-              <wp:align>left</wp:align>
-            </wp:positionH>
-            <wp:positionV relativeFrom="paragraph">
-              <wp:posOffset>3677227</wp:posOffset>
-            </wp:positionV>
-            <wp:extent cx="5400040" cy="3540760"/>
-            <wp:effectExtent l="0" t="0" r="0" b="2540"/>
-            <wp:wrapTopAndBottom/>
-            <wp:docPr id="179934492" name="Imagen 1" descr="Interfaz de usuario gráfica, Texto, Aplicación&#10;&#10;El contenido generado por IA puede ser incorrecto."/>
-            <wp:cNvGraphicFramePr>
-              <a:graphicFrameLocks xmlns:a="http://schemas.openxmlformats.org/drawingml/2006/main" noChangeAspect="1"/>
-            </wp:cNvGraphicFramePr>
-            <a:graphic xmlns:a="http://schemas.openxmlformats.org/drawingml/2006/main">
-              <a:graphicData uri="http://schemas.openxmlformats.org/drawingml/2006/picture">
-                <pic:pic xmlns:pic="http://schemas.openxmlformats.org/drawingml/2006/picture">
-                  <pic:nvPicPr>
-                    <pic:cNvPr id="179934492" name="Imagen 1" descr="Interfaz de usuario gráfica, Texto, Aplicación&#10;&#10;El contenido generado por IA puede ser incorrecto."/>
-                    <pic:cNvPicPr/>
-                  </pic:nvPicPr>
-                  <pic:blipFill>
-                    <a:blip r:embed="rId12">
-                      <a:extLst>
-                        <a:ext uri="{28A0092B-C50C-407E-A947-70E740481C1C}">
-                          <a14:useLocalDpi xmlns:a14="http://schemas.microsoft.com/office/drawing/2010/main" val="0"/>
-                        </a:ext>
-                      </a:extLst>
-                    </a:blip>
-                    <a:stretch>
-                      <a:fillRect/>
-                    </a:stretch>
-                  </pic:blipFill>
-                  <pic:spPr>
-                    <a:xfrm>
-                      <a:off x="0" y="0"/>
-                      <a:ext cx="5400040" cy="3540760"/>
-                    </a:xfrm>
-                    <a:prstGeom prst="rect">
-                      <a:avLst/>
-                    </a:prstGeom>
-                  </pic:spPr>
-                </pic:pic>
-              </a:graphicData>
-            </a:graphic>
-          </wp:anchor>
-        </w:drawing>
-      </w:r>
-      <w:r>
-        <w:rPr>
-          <w:noProof/>
-        </w:rPr>
-        <w:drawing>
-          <wp:inline distT="0" distB="0" distL="0" distR="0" wp14:anchorId="39B39FBC" wp14:editId="2C7F87CC">
-            <wp:extent cx="5400040" cy="3535680"/>
-            <wp:effectExtent l="0" t="0" r="0" b="7620"/>
-            <wp:docPr id="1095880224" name="Imagen 1" descr="Interfaz de usuario gráfica, Tabla&#10;&#10;El contenido generado por IA puede ser incorrecto."/>
-            <wp:cNvGraphicFramePr>
-              <a:graphicFrameLocks xmlns:a="http://schemas.openxmlformats.org/drawingml/2006/main" noChangeAspect="1"/>
-            </wp:cNvGraphicFramePr>
-            <a:graphic xmlns:a="http://schemas.openxmlformats.org/drawingml/2006/main">
-              <a:graphicData uri="http://schemas.openxmlformats.org/drawingml/2006/picture">
-                <pic:pic xmlns:pic="http://schemas.openxmlformats.org/drawingml/2006/picture">
-                  <pic:nvPicPr>
-                    <pic:cNvPr id="1095880224" name="Imagen 1" descr="Interfaz de usuario gráfica, Tabla&#10;&#10;El contenido generado por IA puede ser incorrecto."/>
-                    <pic:cNvPicPr/>
-                  </pic:nvPicPr>
-                  <pic:blipFill>
-                    <a:blip r:embed="rId13"/>
-                    <a:stretch>
-                      <a:fillRect/>
-                    </a:stretch>
-                  </pic:blipFill>
-                  <pic:spPr>
-                    <a:xfrm>
-                      <a:off x="0" y="0"/>
-                      <a:ext cx="5400040" cy="3535680"/>
-                    </a:xfrm>
-                    <a:prstGeom prst="rect">
-                      <a:avLst/>
-                    </a:prstGeom>
-                  </pic:spPr>
-                </pic:pic>
-              </a:graphicData>
-            </a:graphic>
-          </wp:inline>
-        </w:drawing>
-      </w:r>
-    </w:p>
-    <w:p>
-      <w:r>
-        <w:t>Pagina para gestión de usuarios(Super admin)</w:t>
-      </w:r>
-    </w:p>
-    <w:p/>
-    <w:p/>
-    <w:p>
-      <w:pPr>
-        <w:pStyle w:val="Ttulo2"/>
-        <w:rPr>
-          <w:b/>
-          <w:bCs/>
-          <w:color w:val="auto"/>
-          <w:sz w:val="24"/>
-          <w:szCs w:val="24"/>
-        </w:rPr>
-      </w:pPr>
-      <w:bookmarkStart w:id="9" w:name="_Toc220151811"/>
-      <w:r>
-        <w:rPr>
-          <w:b/>
-          <w:bCs/>
-          <w:color w:val="auto"/>
-          <w:sz w:val="24"/>
-          <w:szCs w:val="24"/>
-        </w:rPr>
-        <w:lastRenderedPageBreak/>
-        <w:t>Página de configuración</w:t>
-      </w:r>
-      <w:bookmarkEnd w:id="9"/>
-    </w:p>
-    <w:p>
-      <w:r>
-        <w:t>Página de configuración en ambos modos(claro/oscuro)</w:t>
-      </w:r>
-    </w:p>
-    <w:p>
-      <w:r>
-        <w:rPr>
-          <w:noProof/>
-        </w:rPr>
-        <w:drawing>
-          <wp:inline distT="0" distB="0" distL="0" distR="0" wp14:anchorId="76998DC5" wp14:editId="1A019A6B">
-            <wp:extent cx="5400040" cy="3538220"/>
-            <wp:effectExtent l="0" t="0" r="0" b="5080"/>
-            <wp:docPr id="1214115497" name="Imagen 1" descr="Interfaz de usuario gráfica, Texto&#10;&#10;El contenido generado por IA puede ser incorrecto."/>
-            <wp:cNvGraphicFramePr>
-              <a:graphicFrameLocks xmlns:a="http://schemas.openxmlformats.org/drawingml/2006/main" noChangeAspect="1"/>
-            </wp:cNvGraphicFramePr>
-            <a:graphic xmlns:a="http://schemas.openxmlformats.org/drawingml/2006/main">
-              <a:graphicData uri="http://schemas.openxmlformats.org/drawingml/2006/picture">
-                <pic:pic xmlns:pic="http://schemas.openxmlformats.org/drawingml/2006/picture">
-                  <pic:nvPicPr>
-                    <pic:cNvPr id="1214115497" name="Imagen 1" descr="Interfaz de usuario gráfica, Texto&#10;&#10;El contenido generado por IA puede ser incorrecto."/>
-                    <pic:cNvPicPr/>
-                  </pic:nvPicPr>
-                  <pic:blipFill>
-                    <a:blip r:embed="rId14"/>
-                    <a:stretch>
-                      <a:fillRect/>
-                    </a:stretch>
-                  </pic:blipFill>
-                  <pic:spPr>
-                    <a:xfrm>
-                      <a:off x="0" y="0"/>
-                      <a:ext cx="5400040" cy="3538220"/>
-                    </a:xfrm>
-                    <a:prstGeom prst="rect">
-                      <a:avLst/>
-                    </a:prstGeom>
-                  </pic:spPr>
-                </pic:pic>
-              </a:graphicData>
-            </a:graphic>
-          </wp:inline>
-        </w:drawing>
-      </w:r>
-    </w:p>
-    <w:p>
-      <w:r>
-        <w:rPr>
-          <w:noProof/>
-        </w:rPr>
-        <w:drawing>
-          <wp:inline distT="0" distB="0" distL="0" distR="0" wp14:anchorId="3915E1F1" wp14:editId="5139F7CC">
-            <wp:extent cx="5400040" cy="3503295"/>
-            <wp:effectExtent l="0" t="0" r="0" b="1905"/>
-            <wp:docPr id="1087753443" name="Imagen 1" descr="Texto&#10;&#10;El contenido generado por IA puede ser incorrecto."/>
-            <wp:cNvGraphicFramePr>
-              <a:graphicFrameLocks xmlns:a="http://schemas.openxmlformats.org/drawingml/2006/main" noChangeAspect="1"/>
-            </wp:cNvGraphicFramePr>
-            <a:graphic xmlns:a="http://schemas.openxmlformats.org/drawingml/2006/main">
-              <a:graphicData uri="http://schemas.openxmlformats.org/drawingml/2006/picture">
-                <pic:pic xmlns:pic="http://schemas.openxmlformats.org/drawingml/2006/picture">
-                  <pic:nvPicPr>
-                    <pic:cNvPr id="1087753443" name="Imagen 1" descr="Texto&#10;&#10;El contenido generado por IA puede ser incorrecto."/>
-                    <pic:cNvPicPr/>
-                  </pic:nvPicPr>
-                  <pic:blipFill>
-                    <a:blip r:embed="rId15"/>
-                    <a:stretch>
-                      <a:fillRect/>
-                    </a:stretch>
-                  </pic:blipFill>
-                  <pic:spPr>
-                    <a:xfrm>
-                      <a:off x="0" y="0"/>
-                      <a:ext cx="5400040" cy="3503295"/>
                     </a:xfrm>
                     <a:prstGeom prst="rect">
                       <a:avLst/>
@@ -6037,7 +5801,7 @@
           <w:szCs w:val="24"/>
         </w:rPr>
       </w:pPr>
-      <w:bookmarkStart w:id="10" w:name="_Toc220151812"/>
+      <w:bookmarkStart w:id="6" w:name="_Toc221467016"/>
       <w:r>
         <w:rPr>
           <w:b/>
@@ -6047,12 +5811,534 @@
           <w:szCs w:val="24"/>
         </w:rPr>
         <w:lastRenderedPageBreak/>
+        <w:t>Temperatura de las aulas</w:t>
+      </w:r>
+      <w:bookmarkEnd w:id="6"/>
+    </w:p>
+    <w:p>
+      <w:r>
+        <w:t>Pagina con la temperatura y el estado del radiador de cada aula y el clima , al hacer click sobre</w:t>
+      </w:r>
+      <w:r>
+        <w:t xml:space="preserve"> el botón de configuración de</w:t>
+      </w:r>
+      <w:r>
+        <w:t xml:space="preserve"> una aula accedemos a una </w:t>
+      </w:r>
+      <w:r>
+        <w:t>página</w:t>
+      </w:r>
+      <w:r>
+        <w:t xml:space="preserve"> con </w:t>
+      </w:r>
+      <w:r>
+        <w:t>más</w:t>
+      </w:r>
+      <w:r>
+        <w:t xml:space="preserve"> información y la posibilidad de cambiar la temperatura</w:t>
+      </w:r>
+      <w:r>
+        <w:t xml:space="preserve"> </w:t>
+      </w:r>
+      <w:r>
+        <w:t>(normal/claro/oscuro)</w:t>
+      </w:r>
+    </w:p>
+    <w:p>
+      <w:r>
+        <w:drawing>
+          <wp:inline distT="0" distB="0" distL="0" distR="0" wp14:anchorId="6FB70130" wp14:editId="71BADF8D">
+            <wp:extent cx="5400040" cy="3509010"/>
+            <wp:effectExtent l="0" t="0" r="0" b="0"/>
+            <wp:docPr id="2089725010" name="Imagen 1" descr="Interfaz de usuario gráfica, Tabla&#10;&#10;El contenido generado por IA puede ser incorrecto."/>
+            <wp:cNvGraphicFramePr>
+              <a:graphicFrameLocks xmlns:a="http://schemas.openxmlformats.org/drawingml/2006/main" noChangeAspect="1"/>
+            </wp:cNvGraphicFramePr>
+            <a:graphic xmlns:a="http://schemas.openxmlformats.org/drawingml/2006/main">
+              <a:graphicData uri="http://schemas.openxmlformats.org/drawingml/2006/picture">
+                <pic:pic xmlns:pic="http://schemas.openxmlformats.org/drawingml/2006/picture">
+                  <pic:nvPicPr>
+                    <pic:cNvPr id="2089725010" name="Imagen 1" descr="Interfaz de usuario gráfica, Tabla&#10;&#10;El contenido generado por IA puede ser incorrecto."/>
+                    <pic:cNvPicPr/>
+                  </pic:nvPicPr>
+                  <pic:blipFill>
+                    <a:blip r:embed="rId11"/>
+                    <a:stretch>
+                      <a:fillRect/>
+                    </a:stretch>
+                  </pic:blipFill>
+                  <pic:spPr>
+                    <a:xfrm>
+                      <a:off x="0" y="0"/>
+                      <a:ext cx="5400040" cy="3509010"/>
+                    </a:xfrm>
+                    <a:prstGeom prst="rect">
+                      <a:avLst/>
+                    </a:prstGeom>
+                  </pic:spPr>
+                </pic:pic>
+              </a:graphicData>
+            </a:graphic>
+          </wp:inline>
+        </w:drawing>
+      </w:r>
+    </w:p>
+    <w:p>
+      <w:r>
+        <w:drawing>
+          <wp:inline distT="0" distB="0" distL="0" distR="0" wp14:anchorId="6854EEEF" wp14:editId="2C94CF54">
+            <wp:extent cx="5400040" cy="3519805"/>
+            <wp:effectExtent l="0" t="0" r="0" b="4445"/>
+            <wp:docPr id="207145859" name="Imagen 1" descr="Interfaz de usuario gráfica, Tabla&#10;&#10;El contenido generado por IA puede ser incorrecto."/>
+            <wp:cNvGraphicFramePr>
+              <a:graphicFrameLocks xmlns:a="http://schemas.openxmlformats.org/drawingml/2006/main" noChangeAspect="1"/>
+            </wp:cNvGraphicFramePr>
+            <a:graphic xmlns:a="http://schemas.openxmlformats.org/drawingml/2006/main">
+              <a:graphicData uri="http://schemas.openxmlformats.org/drawingml/2006/picture">
+                <pic:pic xmlns:pic="http://schemas.openxmlformats.org/drawingml/2006/picture">
+                  <pic:nvPicPr>
+                    <pic:cNvPr id="207145859" name="Imagen 1" descr="Interfaz de usuario gráfica, Tabla&#10;&#10;El contenido generado por IA puede ser incorrecto."/>
+                    <pic:cNvPicPr/>
+                  </pic:nvPicPr>
+                  <pic:blipFill>
+                    <a:blip r:embed="rId12"/>
+                    <a:stretch>
+                      <a:fillRect/>
+                    </a:stretch>
+                  </pic:blipFill>
+                  <pic:spPr>
+                    <a:xfrm>
+                      <a:off x="0" y="0"/>
+                      <a:ext cx="5400040" cy="3519805"/>
+                    </a:xfrm>
+                    <a:prstGeom prst="rect">
+                      <a:avLst/>
+                    </a:prstGeom>
+                  </pic:spPr>
+                </pic:pic>
+              </a:graphicData>
+            </a:graphic>
+          </wp:inline>
+        </w:drawing>
+      </w:r>
+    </w:p>
+    <w:p>
+      <w:r>
+        <w:lastRenderedPageBreak/>
+        <w:drawing>
+          <wp:inline distT="0" distB="0" distL="0" distR="0" wp14:anchorId="0881E443" wp14:editId="15B837FD">
+            <wp:extent cx="5400040" cy="3496310"/>
+            <wp:effectExtent l="0" t="0" r="0" b="8890"/>
+            <wp:docPr id="1266469631" name="Imagen 1" descr="Interfaz de usuario gráfica&#10;&#10;El contenido generado por IA puede ser incorrecto."/>
+            <wp:cNvGraphicFramePr>
+              <a:graphicFrameLocks xmlns:a="http://schemas.openxmlformats.org/drawingml/2006/main" noChangeAspect="1"/>
+            </wp:cNvGraphicFramePr>
+            <a:graphic xmlns:a="http://schemas.openxmlformats.org/drawingml/2006/main">
+              <a:graphicData uri="http://schemas.openxmlformats.org/drawingml/2006/picture">
+                <pic:pic xmlns:pic="http://schemas.openxmlformats.org/drawingml/2006/picture">
+                  <pic:nvPicPr>
+                    <pic:cNvPr id="1266469631" name="Imagen 1" descr="Interfaz de usuario gráfica&#10;&#10;El contenido generado por IA puede ser incorrecto."/>
+                    <pic:cNvPicPr/>
+                  </pic:nvPicPr>
+                  <pic:blipFill>
+                    <a:blip r:embed="rId13"/>
+                    <a:stretch>
+                      <a:fillRect/>
+                    </a:stretch>
+                  </pic:blipFill>
+                  <pic:spPr>
+                    <a:xfrm>
+                      <a:off x="0" y="0"/>
+                      <a:ext cx="5400040" cy="3496310"/>
+                    </a:xfrm>
+                    <a:prstGeom prst="rect">
+                      <a:avLst/>
+                    </a:prstGeom>
+                  </pic:spPr>
+                </pic:pic>
+              </a:graphicData>
+            </a:graphic>
+          </wp:inline>
+        </w:drawing>
+      </w:r>
+    </w:p>
+    <w:p/>
+    <w:p>
+      <w:pPr>
+        <w:pStyle w:val="Ttulo2"/>
+        <w:rPr>
+          <w:b/>
+          <w:bCs/>
+          <w:color w:val="auto"/>
+          <w:sz w:val="24"/>
+          <w:szCs w:val="24"/>
+        </w:rPr>
+      </w:pPr>
+      <w:bookmarkStart w:id="7" w:name="_Toc221467017"/>
+      <w:r>
+        <w:rPr>
+          <w:b/>
+          <w:bCs/>
+          <w:color w:val="auto"/>
+          <w:sz w:val="24"/>
+          <w:szCs w:val="24"/>
+        </w:rPr>
+        <w:t>Pagina aula</w:t>
+      </w:r>
+      <w:bookmarkEnd w:id="7"/>
+    </w:p>
+    <w:p>
+      <w:r>
+        <w:t>Pagina con el aula para modificar temperatura</w:t>
+      </w:r>
+    </w:p>
+    <w:p>
+      <w:r>
+        <w:rPr>
+          <w:noProof/>
+        </w:rPr>
+        <w:drawing>
+          <wp:inline distT="0" distB="0" distL="0" distR="0" wp14:anchorId="48C66A09" wp14:editId="1932AC5E">
+            <wp:extent cx="5231130" cy="3485985"/>
+            <wp:effectExtent l="0" t="0" r="7620" b="635"/>
+            <wp:docPr id="825995247" name="Imagen 1" descr="Interfaz de usuario gráfica, Aplicación&#10;&#10;El contenido generado por IA puede ser incorrecto."/>
+            <wp:cNvGraphicFramePr>
+              <a:graphicFrameLocks xmlns:a="http://schemas.openxmlformats.org/drawingml/2006/main" noChangeAspect="1"/>
+            </wp:cNvGraphicFramePr>
+            <a:graphic xmlns:a="http://schemas.openxmlformats.org/drawingml/2006/main">
+              <a:graphicData uri="http://schemas.openxmlformats.org/drawingml/2006/picture">
+                <pic:pic xmlns:pic="http://schemas.openxmlformats.org/drawingml/2006/picture">
+                  <pic:nvPicPr>
+                    <pic:cNvPr id="825995247" name="Imagen 1" descr="Interfaz de usuario gráfica, Aplicación&#10;&#10;El contenido generado por IA puede ser incorrecto."/>
+                    <pic:cNvPicPr/>
+                  </pic:nvPicPr>
+                  <pic:blipFill>
+                    <a:blip r:embed="rId14"/>
+                    <a:stretch>
+                      <a:fillRect/>
+                    </a:stretch>
+                  </pic:blipFill>
+                  <pic:spPr>
+                    <a:xfrm>
+                      <a:off x="0" y="0"/>
+                      <a:ext cx="5238958" cy="3491202"/>
+                    </a:xfrm>
+                    <a:prstGeom prst="rect">
+                      <a:avLst/>
+                    </a:prstGeom>
+                  </pic:spPr>
+                </pic:pic>
+              </a:graphicData>
+            </a:graphic>
+          </wp:inline>
+        </w:drawing>
+      </w:r>
+    </w:p>
+    <w:p/>
+    <w:p/>
+    <w:p>
+      <w:pPr>
+        <w:pStyle w:val="Ttulo2"/>
+        <w:rPr>
+          <w:b/>
+          <w:bCs/>
+          <w:color w:val="auto"/>
+          <w:sz w:val="24"/>
+          <w:szCs w:val="24"/>
+        </w:rPr>
+      </w:pPr>
+      <w:bookmarkStart w:id="8" w:name="_Toc221467018"/>
+      <w:r>
+        <w:rPr>
+          <w:b/>
+          <w:bCs/>
+          <w:color w:val="auto"/>
+          <w:sz w:val="24"/>
+          <w:szCs w:val="24"/>
+        </w:rPr>
+        <w:lastRenderedPageBreak/>
+        <w:t>Pagina gestión usuarios</w:t>
+      </w:r>
+      <w:bookmarkEnd w:id="8"/>
+    </w:p>
+    <w:p>
+      <w:r>
+        <w:t>Pagina para gestión de usuarios(Super admin)</w:t>
+      </w:r>
+    </w:p>
+    <w:p>
+      <w:r>
+        <w:drawing>
+          <wp:inline distT="0" distB="0" distL="0" distR="0" wp14:anchorId="016A7F81" wp14:editId="2EC0A80A">
+            <wp:extent cx="5400040" cy="3481070"/>
+            <wp:effectExtent l="0" t="0" r="0" b="5080"/>
+            <wp:docPr id="1063403501" name="Imagen 1" descr="Interfaz de usuario gráfica, Texto, Aplicación&#10;&#10;El contenido generado por IA puede ser incorrecto."/>
+            <wp:cNvGraphicFramePr>
+              <a:graphicFrameLocks xmlns:a="http://schemas.openxmlformats.org/drawingml/2006/main" noChangeAspect="1"/>
+            </wp:cNvGraphicFramePr>
+            <a:graphic xmlns:a="http://schemas.openxmlformats.org/drawingml/2006/main">
+              <a:graphicData uri="http://schemas.openxmlformats.org/drawingml/2006/picture">
+                <pic:pic xmlns:pic="http://schemas.openxmlformats.org/drawingml/2006/picture">
+                  <pic:nvPicPr>
+                    <pic:cNvPr id="1063403501" name="Imagen 1" descr="Interfaz de usuario gráfica, Texto, Aplicación&#10;&#10;El contenido generado por IA puede ser incorrecto."/>
+                    <pic:cNvPicPr/>
+                  </pic:nvPicPr>
+                  <pic:blipFill>
+                    <a:blip r:embed="rId15"/>
+                    <a:stretch>
+                      <a:fillRect/>
+                    </a:stretch>
+                  </pic:blipFill>
+                  <pic:spPr>
+                    <a:xfrm>
+                      <a:off x="0" y="0"/>
+                      <a:ext cx="5400040" cy="3481070"/>
+                    </a:xfrm>
+                    <a:prstGeom prst="rect">
+                      <a:avLst/>
+                    </a:prstGeom>
+                  </pic:spPr>
+                </pic:pic>
+              </a:graphicData>
+            </a:graphic>
+          </wp:inline>
+        </w:drawing>
+      </w:r>
+      <w:r>
+        <w:rPr>
+          <w:noProof/>
+        </w:rPr>
+        <w:drawing>
+          <wp:inline distT="0" distB="0" distL="0" distR="0" wp14:anchorId="39B39FBC" wp14:editId="2A026D9B">
+            <wp:extent cx="5400040" cy="3535680"/>
+            <wp:effectExtent l="0" t="0" r="0" b="7620"/>
+            <wp:docPr id="1095880224" name="Imagen 1" descr="Interfaz de usuario gráfica, Tabla&#10;&#10;El contenido generado por IA puede ser incorrecto."/>
+            <wp:cNvGraphicFramePr>
+              <a:graphicFrameLocks xmlns:a="http://schemas.openxmlformats.org/drawingml/2006/main" noChangeAspect="1"/>
+            </wp:cNvGraphicFramePr>
+            <a:graphic xmlns:a="http://schemas.openxmlformats.org/drawingml/2006/main">
+              <a:graphicData uri="http://schemas.openxmlformats.org/drawingml/2006/picture">
+                <pic:pic xmlns:pic="http://schemas.openxmlformats.org/drawingml/2006/picture">
+                  <pic:nvPicPr>
+                    <pic:cNvPr id="1095880224" name="Imagen 1" descr="Interfaz de usuario gráfica, Tabla&#10;&#10;El contenido generado por IA puede ser incorrecto."/>
+                    <pic:cNvPicPr/>
+                  </pic:nvPicPr>
+                  <pic:blipFill>
+                    <a:blip r:embed="rId16"/>
+                    <a:stretch>
+                      <a:fillRect/>
+                    </a:stretch>
+                  </pic:blipFill>
+                  <pic:spPr>
+                    <a:xfrm>
+                      <a:off x="0" y="0"/>
+                      <a:ext cx="5400040" cy="3535680"/>
+                    </a:xfrm>
+                    <a:prstGeom prst="rect">
+                      <a:avLst/>
+                    </a:prstGeom>
+                  </pic:spPr>
+                </pic:pic>
+              </a:graphicData>
+            </a:graphic>
+          </wp:inline>
+        </w:drawing>
+      </w:r>
+    </w:p>
+    <w:p/>
+    <w:p/>
+    <w:p/>
+    <w:p>
+      <w:pPr>
+        <w:pStyle w:val="Ttulo2"/>
+        <w:rPr>
+          <w:b/>
+          <w:bCs/>
+          <w:color w:val="auto"/>
+          <w:sz w:val="24"/>
+          <w:szCs w:val="24"/>
+        </w:rPr>
+      </w:pPr>
+      <w:bookmarkStart w:id="9" w:name="_Toc221467019"/>
+      <w:r>
+        <w:rPr>
+          <w:b/>
+          <w:bCs/>
+          <w:color w:val="auto"/>
+          <w:sz w:val="24"/>
+          <w:szCs w:val="24"/>
+        </w:rPr>
+        <w:lastRenderedPageBreak/>
+        <w:t>Página de configuración</w:t>
+      </w:r>
+      <w:bookmarkEnd w:id="9"/>
+    </w:p>
+    <w:p>
+      <w:r>
+        <w:t>Página de configuración en ambos modos(</w:t>
+      </w:r>
+      <w:r>
+        <w:t>normal/</w:t>
+      </w:r>
+      <w:r>
+        <w:t>claro/oscuro)</w:t>
+      </w:r>
+    </w:p>
+    <w:p>
+      <w:r>
+        <w:drawing>
+          <wp:inline distT="0" distB="0" distL="0" distR="0" wp14:anchorId="6FE04377" wp14:editId="63474B7E">
+            <wp:extent cx="5400040" cy="3524885"/>
+            <wp:effectExtent l="0" t="0" r="0" b="0"/>
+            <wp:docPr id="853515635" name="Imagen 1" descr="Interfaz de usuario gráfica, Aplicación, Teams&#10;&#10;El contenido generado por IA puede ser incorrecto."/>
+            <wp:cNvGraphicFramePr>
+              <a:graphicFrameLocks xmlns:a="http://schemas.openxmlformats.org/drawingml/2006/main" noChangeAspect="1"/>
+            </wp:cNvGraphicFramePr>
+            <a:graphic xmlns:a="http://schemas.openxmlformats.org/drawingml/2006/main">
+              <a:graphicData uri="http://schemas.openxmlformats.org/drawingml/2006/picture">
+                <pic:pic xmlns:pic="http://schemas.openxmlformats.org/drawingml/2006/picture">
+                  <pic:nvPicPr>
+                    <pic:cNvPr id="853515635" name="Imagen 1" descr="Interfaz de usuario gráfica, Aplicación, Teams&#10;&#10;El contenido generado por IA puede ser incorrecto."/>
+                    <pic:cNvPicPr/>
+                  </pic:nvPicPr>
+                  <pic:blipFill>
+                    <a:blip r:embed="rId17"/>
+                    <a:stretch>
+                      <a:fillRect/>
+                    </a:stretch>
+                  </pic:blipFill>
+                  <pic:spPr>
+                    <a:xfrm>
+                      <a:off x="0" y="0"/>
+                      <a:ext cx="5400040" cy="3524885"/>
+                    </a:xfrm>
+                    <a:prstGeom prst="rect">
+                      <a:avLst/>
+                    </a:prstGeom>
+                  </pic:spPr>
+                </pic:pic>
+              </a:graphicData>
+            </a:graphic>
+          </wp:inline>
+        </w:drawing>
+      </w:r>
+    </w:p>
+    <w:p>
+      <w:r>
+        <w:drawing>
+          <wp:inline distT="0" distB="0" distL="0" distR="0" wp14:anchorId="4196593E" wp14:editId="3BA8025A">
+            <wp:extent cx="5400040" cy="3515360"/>
+            <wp:effectExtent l="0" t="0" r="0" b="8890"/>
+            <wp:docPr id="1271047999" name="Imagen 1" descr="Interfaz de usuario gráfica, Aplicación, Teams&#10;&#10;El contenido generado por IA puede ser incorrecto."/>
+            <wp:cNvGraphicFramePr>
+              <a:graphicFrameLocks xmlns:a="http://schemas.openxmlformats.org/drawingml/2006/main" noChangeAspect="1"/>
+            </wp:cNvGraphicFramePr>
+            <a:graphic xmlns:a="http://schemas.openxmlformats.org/drawingml/2006/main">
+              <a:graphicData uri="http://schemas.openxmlformats.org/drawingml/2006/picture">
+                <pic:pic xmlns:pic="http://schemas.openxmlformats.org/drawingml/2006/picture">
+                  <pic:nvPicPr>
+                    <pic:cNvPr id="1271047999" name="Imagen 1" descr="Interfaz de usuario gráfica, Aplicación, Teams&#10;&#10;El contenido generado por IA puede ser incorrecto."/>
+                    <pic:cNvPicPr/>
+                  </pic:nvPicPr>
+                  <pic:blipFill>
+                    <a:blip r:embed="rId18"/>
+                    <a:stretch>
+                      <a:fillRect/>
+                    </a:stretch>
+                  </pic:blipFill>
+                  <pic:spPr>
+                    <a:xfrm>
+                      <a:off x="0" y="0"/>
+                      <a:ext cx="5400040" cy="3515360"/>
+                    </a:xfrm>
+                    <a:prstGeom prst="rect">
+                      <a:avLst/>
+                    </a:prstGeom>
+                  </pic:spPr>
+                </pic:pic>
+              </a:graphicData>
+            </a:graphic>
+          </wp:inline>
+        </w:drawing>
+      </w:r>
+    </w:p>
+    <w:p>
+      <w:r>
+        <w:lastRenderedPageBreak/>
+        <w:drawing>
+          <wp:inline distT="0" distB="0" distL="0" distR="0" wp14:anchorId="097F72BE" wp14:editId="6A93F32A">
+            <wp:extent cx="5400040" cy="3508375"/>
+            <wp:effectExtent l="0" t="0" r="0" b="0"/>
+            <wp:docPr id="1160867218" name="Imagen 1" descr="Interfaz de usuario gráfica, Aplicación, Teams&#10;&#10;El contenido generado por IA puede ser incorrecto."/>
+            <wp:cNvGraphicFramePr>
+              <a:graphicFrameLocks xmlns:a="http://schemas.openxmlformats.org/drawingml/2006/main" noChangeAspect="1"/>
+            </wp:cNvGraphicFramePr>
+            <a:graphic xmlns:a="http://schemas.openxmlformats.org/drawingml/2006/main">
+              <a:graphicData uri="http://schemas.openxmlformats.org/drawingml/2006/picture">
+                <pic:pic xmlns:pic="http://schemas.openxmlformats.org/drawingml/2006/picture">
+                  <pic:nvPicPr>
+                    <pic:cNvPr id="1160867218" name="Imagen 1" descr="Interfaz de usuario gráfica, Aplicación, Teams&#10;&#10;El contenido generado por IA puede ser incorrecto."/>
+                    <pic:cNvPicPr/>
+                  </pic:nvPicPr>
+                  <pic:blipFill>
+                    <a:blip r:embed="rId19"/>
+                    <a:stretch>
+                      <a:fillRect/>
+                    </a:stretch>
+                  </pic:blipFill>
+                  <pic:spPr>
+                    <a:xfrm>
+                      <a:off x="0" y="0"/>
+                      <a:ext cx="5400040" cy="3508375"/>
+                    </a:xfrm>
+                    <a:prstGeom prst="rect">
+                      <a:avLst/>
+                    </a:prstGeom>
+                  </pic:spPr>
+                </pic:pic>
+              </a:graphicData>
+            </a:graphic>
+          </wp:inline>
+        </w:drawing>
+      </w:r>
+    </w:p>
+    <w:p/>
+    <w:p/>
+    <w:p/>
+    <w:p>
+      <w:pPr>
+        <w:pStyle w:val="Ttulo2"/>
+        <w:rPr>
+          <w:b/>
+          <w:bCs/>
+          <w:color w:val="auto"/>
+          <w:sz w:val="24"/>
+          <w:szCs w:val="24"/>
+        </w:rPr>
+      </w:pPr>
+      <w:bookmarkStart w:id="10" w:name="_Toc221467020"/>
+      <w:r>
+        <w:rPr>
+          <w:b/>
+          <w:bCs/>
+          <w:color w:val="auto"/>
+          <w:sz w:val="24"/>
+          <w:szCs w:val="24"/>
+        </w:rPr>
         <w:t>Pagina de Registros</w:t>
       </w:r>
       <w:bookmarkEnd w:id="10"/>
     </w:p>
     <w:p>
       <w:r>
+        <w:t>Pagina con el registro del estado, la temperatura de confort, el aula y la hora en la que cambia el estado del radiador</w:t>
+      </w:r>
+    </w:p>
+    <w:p>
+      <w:r>
+        <w:rPr>
+          <w:noProof/>
+        </w:rPr>
         <w:drawing>
           <wp:inline distT="0" distB="0" distL="0" distR="0" wp14:anchorId="226F0E68" wp14:editId="4CDD7399">
             <wp:extent cx="5400040" cy="3491865"/>
@@ -6069,7 +6355,7 @@
                     <pic:cNvPicPr/>
                   </pic:nvPicPr>
                   <pic:blipFill>
-                    <a:blip r:embed="rId16"/>
+                    <a:blip r:embed="rId20"/>
                     <a:stretch>
                       <a:fillRect/>
                     </a:stretch>
@@ -6089,11 +6375,7 @@
           </wp:inline>
         </w:drawing>
       </w:r>
-      <w:r>
-        <w:t>Pagina con el registro del estado, la temperatura de confort, el aula y la hora en la que cambia el estado del radiador</w:t>
-      </w:r>
     </w:p>
-    <w:p/>
     <w:p>
       <w:pPr>
         <w:pStyle w:val="Ttulo1"/>
@@ -6105,7 +6387,49 @@
           <w:szCs w:val="32"/>
         </w:rPr>
       </w:pPr>
-      <w:bookmarkStart w:id="11" w:name="_Toc220151813"/>
+      <w:bookmarkStart w:id="11" w:name="_Toc221467021"/>
+      <w:r>
+        <w:rPr>
+          <w:b/>
+          <w:bCs/>
+          <w:color w:val="auto"/>
+          <w:sz w:val="32"/>
+          <w:szCs w:val="32"/>
+        </w:rPr>
+        <w:lastRenderedPageBreak/>
+        <w:t>Disposición de la pagina</w:t>
+      </w:r>
+      <w:bookmarkEnd w:id="11"/>
+    </w:p>
+    <w:p>
+      <w:r>
+        <w:t>En general la pagina se distribuirá en Grid a excepción de la pagina de aulas que además llevara un scroll layout para en caso de que no alcance el  espacio para todas las aulas</w:t>
+      </w:r>
+      <w:r>
+        <w:t xml:space="preserve"> que</w:t>
+      </w:r>
+      <w:r>
+        <w:t xml:space="preserve"> se</w:t>
+      </w:r>
+      <w:r>
+        <w:t xml:space="preserve"> puedan ver</w:t>
+      </w:r>
+      <w:r>
+        <w:t xml:space="preserve"> yendo hacia abajo </w:t>
+      </w:r>
+    </w:p>
+    <w:p>
+      <w:pPr>
+        <w:pStyle w:val="Ttulo1"/>
+        <w:rPr>
+          <w:b/>
+          <w:bCs/>
+          <w:color w:val="auto"/>
+          <w:sz w:val="32"/>
+          <w:szCs w:val="32"/>
+        </w:rPr>
+      </w:pPr>
+      <w:bookmarkStart w:id="12" w:name="_Toc221467022"/>
       <w:r>
         <w:rPr>
           <w:b/>
@@ -6116,7 +6440,7 @@
         </w:rPr>
         <w:t>Colores principales</w:t>
       </w:r>
-      <w:bookmarkEnd w:id="11"/>
+      <w:bookmarkEnd w:id="12"/>
     </w:p>
     <w:p>
       <w:r>
@@ -6137,7 +6461,7 @@
           <w:szCs w:val="32"/>
         </w:rPr>
       </w:pPr>
-      <w:bookmarkStart w:id="12" w:name="_Toc220151814"/>
+      <w:bookmarkStart w:id="13" w:name="_Toc221467023"/>
       <w:r>
         <w:rPr>
           <w:b/>
@@ -6147,7 +6471,7 @@
           <w:szCs w:val="20"/>
         </w:rPr>
         <w:drawing>
-          <wp:anchor distT="0" distB="0" distL="114300" distR="114300" simplePos="0" relativeHeight="251658240" behindDoc="0" locked="0" layoutInCell="1" allowOverlap="1" wp14:anchorId="178721AE" wp14:editId="69C82BA0">
+          <wp:anchor distT="0" distB="0" distL="114300" distR="114300" simplePos="0" relativeHeight="251658240" behindDoc="0" locked="0" layoutInCell="1" allowOverlap="1" wp14:anchorId="178721AE" wp14:editId="2711BD6F">
             <wp:simplePos x="0" y="0"/>
             <wp:positionH relativeFrom="margin">
               <wp:posOffset>50165</wp:posOffset>
@@ -6219,7 +6543,7 @@
         </w:rPr>
         <w:t>Icono de la aplicación</w:t>
       </w:r>
-      <w:bookmarkEnd w:id="12"/>
+      <w:bookmarkEnd w:id="13"/>
     </w:p>
     <w:p>
       <w:pPr>
@@ -6232,7 +6556,7 @@
           <w:szCs w:val="32"/>
         </w:rPr>
       </w:pPr>
-      <w:bookmarkStart w:id="13" w:name="_Toc220151815"/>
+      <w:bookmarkStart w:id="14" w:name="_Toc221467024"/>
       <w:r>
         <w:rPr>
           <w:b/>
@@ -6243,7 +6567,7 @@
         </w:rPr>
         <w:t>Api</w:t>
       </w:r>
-      <w:bookmarkEnd w:id="13"/>
+      <w:bookmarkEnd w:id="14"/>
     </w:p>
     <w:p>
       <w:r>
@@ -6264,7 +6588,7 @@
           <w:szCs w:val="24"/>
         </w:rPr>
       </w:pPr>
-      <w:bookmarkStart w:id="14" w:name="_Toc220151816"/>
+      <w:bookmarkStart w:id="15" w:name="_Toc221467025"/>
       <w:r>
         <w:rPr>
           <w:b/>
@@ -6273,14 +6597,16 @@
           <w:sz w:val="24"/>
           <w:szCs w:val="24"/>
         </w:rPr>
-        <w:lastRenderedPageBreak/>
         <w:t>Información extraída del JSON</w:t>
       </w:r>
-      <w:bookmarkEnd w:id="14"/>
+      <w:bookmarkEnd w:id="15"/>
     </w:p>
     <w:p>
       <w:r>
         <w:t xml:space="preserve">Del JSON extraeremos los iconos del clima q hace en el momento </w:t>
+      </w:r>
+      <w:r>
+        <w:t xml:space="preserve">y la ubicación </w:t>
       </w:r>
     </w:p>
     <w:sectPr>
